--- a/public/templates/bc-medicals/quotation/TABLE OF CONTENTS.docx
+++ b/public/templates/bc-medicals/quotation/TABLE OF CONTENTS.docx
@@ -263,6 +263,57 @@
                 <w:color w:val="EE0000"/>
               </w:rPr>
             </w:pPr>
+          </w:p>
+          <w:p>
+            <w:pPr>
+              <w:spacing w:before="120" w:after="40"/>
+              <w:jc w:val="center"/>
+              <w:rPr>
+                <w:rFonts w:ascii="Candara" w:hAnsi="Candara"/>
+                <w:b/>
+                <w:sz w:val="30"/>
+                <w:szCs w:val="30"/>
+              </w:rPr>
+            </w:pPr>
+            <w:r>
+              <w:rPr>
+                <w:rFonts w:ascii="Candara" w:hAnsi="Candara"/>
+                <w:b/>
+                <w:sz w:val="30"/>
+                <w:szCs w:val="30"/>
+              </w:rPr>
+              <w:t>{{titleUpper}}</w:t>
+            </w:r>
+          </w:p>
+          <w:p>
+            <w:pPr>
+              <w:spacing w:after="120"/>
+              <w:jc w:val="center"/>
+              <w:rPr>
+                <w:rFonts w:ascii="Candara" w:hAnsi="Candara"/>
+                <w:b/>
+                <w:sz w:val="24"/>
+                <w:szCs w:val="24"/>
+              </w:rPr>
+            </w:pPr>
+            <w:r>
+              <w:rPr>
+                <w:rFonts w:ascii="Candara" w:hAnsi="Candara"/>
+                <w:b/>
+                <w:sz w:val="24"/>
+                <w:szCs w:val="24"/>
+              </w:rPr>
+              <w:t xml:space="preserve">SQ, NO.: </w:t>
+            </w:r>
+            <w:r>
+              <w:rPr>
+                <w:rFonts w:ascii="Candara" w:hAnsi="Candara"/>
+                <w:b/>
+                <w:sz w:val="24"/>
+                <w:szCs w:val="24"/>
+              </w:rPr>
+              <w:t>{{sqNumber}}</w:t>
+            </w:r>
           </w:p>
           <w:p>
             <w:pPr>
